--- a/Project.docx
+++ b/Project.docx
@@ -328,15 +328,7 @@
     </w:p>
     <w:p>
       <w:r>
-        <w:t xml:space="preserve">The system focuses on improving food awareness and encouraging healthier </w:t>
-      </w:r>
-      <w:proofErr w:type="gramStart"/>
-      <w:r>
-        <w:t>meal choices</w:t>
-      </w:r>
-      <w:proofErr w:type="gramEnd"/>
-      <w:r>
-        <w:t xml:space="preserve"> while maintaining the convenience of online food delivery services.</w:t>
+        <w:t>The system focuses on improving food awareness and encouraging healthier meal choices while maintaining the convenience of online food delivery services.</w:t>
       </w:r>
     </w:p>
     <w:p/>
@@ -369,23 +361,7 @@
           <w:rFonts w:ascii="Times New Roman" w:eastAsia="Times New Roman" w:hAnsi="Times New Roman"/>
           <w:szCs w:val="24"/>
         </w:rPr>
-        <w:t xml:space="preserve">The system </w:t>
-      </w:r>
-      <w:proofErr w:type="gramStart"/>
-      <w:r>
-        <w:rPr>
-          <w:rFonts w:ascii="Times New Roman" w:eastAsia="Times New Roman" w:hAnsi="Times New Roman"/>
-          <w:szCs w:val="24"/>
-        </w:rPr>
-        <w:t>shall</w:t>
-      </w:r>
-      <w:proofErr w:type="gramEnd"/>
-      <w:r>
-        <w:rPr>
-          <w:rFonts w:ascii="Times New Roman" w:eastAsia="Times New Roman" w:hAnsi="Times New Roman"/>
-          <w:szCs w:val="24"/>
-        </w:rPr>
-        <w:t xml:space="preserve"> allow users to register an account. </w:t>
+        <w:t xml:space="preserve">The system shall allow users to register an account. </w:t>
       </w:r>
     </w:p>
     <w:p>
@@ -407,23 +383,7 @@
           <w:rFonts w:ascii="Times New Roman" w:eastAsia="Times New Roman" w:hAnsi="Times New Roman"/>
           <w:szCs w:val="24"/>
         </w:rPr>
-        <w:t xml:space="preserve">The </w:t>
-      </w:r>
-      <w:proofErr w:type="gramStart"/>
-      <w:r>
-        <w:rPr>
-          <w:rFonts w:ascii="Times New Roman" w:eastAsia="Times New Roman" w:hAnsi="Times New Roman"/>
-          <w:szCs w:val="24"/>
-        </w:rPr>
-        <w:t>system shall</w:t>
-      </w:r>
-      <w:proofErr w:type="gramEnd"/>
-      <w:r>
-        <w:rPr>
-          <w:rFonts w:ascii="Times New Roman" w:eastAsia="Times New Roman" w:hAnsi="Times New Roman"/>
-          <w:szCs w:val="24"/>
-        </w:rPr>
-        <w:t xml:space="preserve"> allow users to log in using email and password. </w:t>
+        <w:t xml:space="preserve">The system shall allow users to log in using email and password. </w:t>
       </w:r>
     </w:p>
     <w:p>
@@ -467,23 +427,7 @@
           <w:rFonts w:ascii="Times New Roman" w:eastAsia="Times New Roman" w:hAnsi="Times New Roman"/>
           <w:szCs w:val="24"/>
         </w:rPr>
-        <w:t xml:space="preserve">The </w:t>
-      </w:r>
-      <w:proofErr w:type="gramStart"/>
-      <w:r>
-        <w:rPr>
-          <w:rFonts w:ascii="Times New Roman" w:eastAsia="Times New Roman" w:hAnsi="Times New Roman"/>
-          <w:szCs w:val="24"/>
-        </w:rPr>
-        <w:t>system shall</w:t>
-      </w:r>
-      <w:proofErr w:type="gramEnd"/>
-      <w:r>
-        <w:rPr>
-          <w:rFonts w:ascii="Times New Roman" w:eastAsia="Times New Roman" w:hAnsi="Times New Roman"/>
-          <w:szCs w:val="24"/>
-        </w:rPr>
-        <w:t xml:space="preserve"> allow users to create and manage health profiles. </w:t>
+        <w:t xml:space="preserve">The system shall allow users to create and manage health profiles. </w:t>
       </w:r>
     </w:p>
     <w:p>
@@ -549,23 +493,7 @@
           <w:rFonts w:ascii="Times New Roman" w:eastAsia="Times New Roman" w:hAnsi="Times New Roman"/>
           <w:szCs w:val="24"/>
         </w:rPr>
-        <w:t xml:space="preserve">The system </w:t>
-      </w:r>
-      <w:proofErr w:type="gramStart"/>
-      <w:r>
-        <w:rPr>
-          <w:rFonts w:ascii="Times New Roman" w:eastAsia="Times New Roman" w:hAnsi="Times New Roman"/>
-          <w:szCs w:val="24"/>
-        </w:rPr>
-        <w:t>shall</w:t>
-      </w:r>
-      <w:proofErr w:type="gramEnd"/>
-      <w:r>
-        <w:rPr>
-          <w:rFonts w:ascii="Times New Roman" w:eastAsia="Times New Roman" w:hAnsi="Times New Roman"/>
-          <w:szCs w:val="24"/>
-        </w:rPr>
-        <w:t xml:space="preserve"> provide healthy meal recommendations. </w:t>
+        <w:t xml:space="preserve">The system shall provide healthy meal recommendations. </w:t>
       </w:r>
     </w:p>
     <w:p>
@@ -631,23 +559,7 @@
           <w:rFonts w:ascii="Times New Roman" w:eastAsia="Times New Roman" w:hAnsi="Times New Roman"/>
           <w:szCs w:val="24"/>
         </w:rPr>
-        <w:t xml:space="preserve">The </w:t>
-      </w:r>
-      <w:proofErr w:type="gramStart"/>
-      <w:r>
-        <w:rPr>
-          <w:rFonts w:ascii="Times New Roman" w:eastAsia="Times New Roman" w:hAnsi="Times New Roman"/>
-          <w:szCs w:val="24"/>
-        </w:rPr>
-        <w:t>system shall</w:t>
-      </w:r>
-      <w:proofErr w:type="gramEnd"/>
-      <w:r>
-        <w:rPr>
-          <w:rFonts w:ascii="Times New Roman" w:eastAsia="Times New Roman" w:hAnsi="Times New Roman"/>
-          <w:szCs w:val="24"/>
-        </w:rPr>
-        <w:t xml:space="preserve"> allow users to browse restaurants and menus. </w:t>
+        <w:t xml:space="preserve">The system shall allow users to browse restaurants and menus. </w:t>
       </w:r>
     </w:p>
     <w:p>
@@ -669,23 +581,7 @@
           <w:rFonts w:ascii="Times New Roman" w:eastAsia="Times New Roman" w:hAnsi="Times New Roman"/>
           <w:szCs w:val="24"/>
         </w:rPr>
-        <w:t xml:space="preserve">The </w:t>
-      </w:r>
-      <w:proofErr w:type="gramStart"/>
-      <w:r>
-        <w:rPr>
-          <w:rFonts w:ascii="Times New Roman" w:eastAsia="Times New Roman" w:hAnsi="Times New Roman"/>
-          <w:szCs w:val="24"/>
-        </w:rPr>
-        <w:t>system shall</w:t>
-      </w:r>
-      <w:proofErr w:type="gramEnd"/>
-      <w:r>
-        <w:rPr>
-          <w:rFonts w:ascii="Times New Roman" w:eastAsia="Times New Roman" w:hAnsi="Times New Roman"/>
-          <w:szCs w:val="24"/>
-        </w:rPr>
-        <w:t xml:space="preserve"> allow users to add items to the cart. </w:t>
+        <w:t xml:space="preserve">The system shall allow users to add items to the cart. </w:t>
       </w:r>
     </w:p>
     <w:p>
@@ -707,23 +603,7 @@
           <w:rFonts w:ascii="Times New Roman" w:eastAsia="Times New Roman" w:hAnsi="Times New Roman"/>
           <w:szCs w:val="24"/>
         </w:rPr>
-        <w:t xml:space="preserve">The system </w:t>
-      </w:r>
-      <w:proofErr w:type="gramStart"/>
-      <w:r>
-        <w:rPr>
-          <w:rFonts w:ascii="Times New Roman" w:eastAsia="Times New Roman" w:hAnsi="Times New Roman"/>
-          <w:szCs w:val="24"/>
-        </w:rPr>
-        <w:t>shall</w:t>
-      </w:r>
-      <w:proofErr w:type="gramEnd"/>
-      <w:r>
-        <w:rPr>
-          <w:rFonts w:ascii="Times New Roman" w:eastAsia="Times New Roman" w:hAnsi="Times New Roman"/>
-          <w:szCs w:val="24"/>
-        </w:rPr>
-        <w:t xml:space="preserve"> allow users to place food orders. </w:t>
+        <w:t xml:space="preserve">The system shall allow users to place food orders. </w:t>
       </w:r>
     </w:p>
     <w:p>
@@ -915,23 +795,7 @@
           <w:rFonts w:ascii="Times New Roman" w:eastAsia="Times New Roman" w:hAnsi="Times New Roman"/>
           <w:szCs w:val="24"/>
         </w:rPr>
-        <w:t xml:space="preserve">The system </w:t>
-      </w:r>
-      <w:proofErr w:type="gramStart"/>
-      <w:r>
-        <w:rPr>
-          <w:rFonts w:ascii="Times New Roman" w:eastAsia="Times New Roman" w:hAnsi="Times New Roman"/>
-          <w:szCs w:val="24"/>
-        </w:rPr>
-        <w:t>shall</w:t>
-      </w:r>
-      <w:proofErr w:type="gramEnd"/>
-      <w:r>
-        <w:rPr>
-          <w:rFonts w:ascii="Times New Roman" w:eastAsia="Times New Roman" w:hAnsi="Times New Roman"/>
-          <w:szCs w:val="24"/>
-        </w:rPr>
-        <w:t xml:space="preserve"> allow administrators to monitor reports and system activities.</w:t>
+        <w:t>The system shall allow administrators to monitor reports and system activities.</w:t>
       </w:r>
     </w:p>
     <w:p>
@@ -2585,28 +2449,12 @@
           </w:p>
           <w:p>
             <w:r>
-              <w:t xml:space="preserve">2. Staff </w:t>
-            </w:r>
-            <w:proofErr w:type="gramStart"/>
-            <w:r>
-              <w:t>selects</w:t>
-            </w:r>
-            <w:proofErr w:type="gramEnd"/>
-            <w:r>
-              <w:t xml:space="preserve"> a specific order.</w:t>
-            </w:r>
-          </w:p>
-          <w:p>
-            <w:r>
-              <w:t xml:space="preserve">3. Staff </w:t>
-            </w:r>
-            <w:proofErr w:type="gramStart"/>
-            <w:r>
-              <w:t>updates</w:t>
-            </w:r>
-            <w:proofErr w:type="gramEnd"/>
-            <w:r>
-              <w:t xml:space="preserve"> the status (e.g., Preparing, Ready, or Out for Delivery).</w:t>
+              <w:t>2. Staff selects a specific order.</w:t>
+            </w:r>
+          </w:p>
+          <w:p>
+            <w:r>
+              <w:t>3. Staff updates the status (e.g., Preparing, Ready, or Out for Delivery).</w:t>
             </w:r>
           </w:p>
           <w:p>
@@ -3593,15 +3441,7 @@
     </w:p>
     <w:p>
       <w:r>
-        <w:t xml:space="preserve">Additionally, the system may interact with external services such as payment gateways and map APIs for payment processing and delivery-related functionalities. </w:t>
-      </w:r>
-      <w:proofErr w:type="gramStart"/>
-      <w:r>
-        <w:t>The layered</w:t>
-      </w:r>
-      <w:proofErr w:type="gramEnd"/>
-      <w:r>
-        <w:t xml:space="preserve"> architecture improves modularity, simplifies maintenance, and allows future enhancements without significantly affecting the entire system.</w:t>
+        <w:t>Additionally, the system may interact with external services such as payment gateways and map APIs for payment processing and delivery-related functionalities. The layered architecture improves modularity, simplifies maintenance, and allows future enhancements without significantly affecting the entire system.</w:t>
       </w:r>
     </w:p>
     <w:p>
@@ -3659,6 +3499,2178 @@
         </w:drawing>
       </w:r>
     </w:p>
+    <w:p>
+      <w:pPr>
+        <w:pStyle w:val="Heading1"/>
+      </w:pPr>
+      <w:r>
+        <w:t>Test Plan</w:t>
+      </w:r>
+    </w:p>
+    <w:p>
+      <w:pPr>
+        <w:pStyle w:val="Heading2"/>
+      </w:pPr>
+      <w:r>
+        <w:t>Introduction</w:t>
+      </w:r>
+    </w:p>
+    <w:p>
+      <w:r>
+        <w:t>This test plan defines the testing strategy, scope, and approach for the “Food Delivery with Health Intelligence” system. The purpose of testing is to ensure that all system modules function correctly, meet requirements, and provide accurate health-based food recommendations along with reliable food ordering services.</w:t>
+      </w:r>
+    </w:p>
+    <w:p>
+      <w:pPr>
+        <w:pStyle w:val="Heading2"/>
+      </w:pPr>
+      <w:r>
+        <w:t>Objectives</w:t>
+      </w:r>
+    </w:p>
+    <w:p>
+      <w:pPr>
+        <w:pStyle w:val="ListParagraph"/>
+        <w:numPr>
+          <w:ilvl w:val="0"/>
+          <w:numId w:val="6"/>
+        </w:numPr>
+      </w:pPr>
+      <w:r>
+        <w:t xml:space="preserve">Verify that all functional requirements are correctly implemented in design. </w:t>
+      </w:r>
+    </w:p>
+    <w:p>
+      <w:pPr>
+        <w:pStyle w:val="ListParagraph"/>
+        <w:numPr>
+          <w:ilvl w:val="0"/>
+          <w:numId w:val="6"/>
+        </w:numPr>
+      </w:pPr>
+      <w:r>
+        <w:t xml:space="preserve">Ensure system reliability, accuracy, and usability. </w:t>
+      </w:r>
+    </w:p>
+    <w:p>
+      <w:pPr>
+        <w:pStyle w:val="ListParagraph"/>
+        <w:numPr>
+          <w:ilvl w:val="0"/>
+          <w:numId w:val="6"/>
+        </w:numPr>
+      </w:pPr>
+      <w:r>
+        <w:t xml:space="preserve">Validate integration between modules such as ordering, payment, and health tracking. </w:t>
+      </w:r>
+    </w:p>
+    <w:p>
+      <w:pPr>
+        <w:pStyle w:val="ListParagraph"/>
+        <w:numPr>
+          <w:ilvl w:val="0"/>
+          <w:numId w:val="6"/>
+        </w:numPr>
+      </w:pPr>
+      <w:r>
+        <w:t xml:space="preserve">Identify defects early in system design. </w:t>
+      </w:r>
+    </w:p>
+    <w:p>
+      <w:pPr>
+        <w:pStyle w:val="ListParagraph"/>
+        <w:numPr>
+          <w:ilvl w:val="0"/>
+          <w:numId w:val="6"/>
+        </w:numPr>
+      </w:pPr>
+      <w:r>
+        <w:t>Ensure the system meets non-functional requirements such as performance and security.</w:t>
+      </w:r>
+    </w:p>
+    <w:p>
+      <w:pPr>
+        <w:pStyle w:val="Heading2"/>
+        <w:rPr>
+          <w:rFonts w:ascii="Times New Roman" w:eastAsia="Times New Roman" w:hAnsi="Times New Roman"/>
+          <w:sz w:val="36"/>
+        </w:rPr>
+      </w:pPr>
+      <w:r>
+        <w:lastRenderedPageBreak/>
+        <w:t>Unit Testing</w:t>
+      </w:r>
+    </w:p>
+    <w:p>
+      <w:r>
+        <w:t>Unit testing focuses on testing individual components or functions of the system in isolation. Each module is tested separately to ensure it performs its intended function correctly without dependency on other modules.</w:t>
+      </w:r>
+    </w:p>
+    <w:p>
+      <w:r>
+        <w:t>In this system, unit testing will be applied to core functionalities such as user authentication, BMI calculation, cart operations, and recommendation logic. The goal is to verify that each function produces correct and expected outputs for valid and invalid inputs.</w:t>
+      </w:r>
+    </w:p>
+    <w:tbl>
+      <w:tblPr>
+        <w:tblStyle w:val="TableGrid"/>
+        <w:tblW w:w="0" w:type="auto"/>
+        <w:tblLook w:val="04A0" w:firstRow="1" w:lastRow="0" w:firstColumn="1" w:lastColumn="0" w:noHBand="0" w:noVBand="1"/>
+      </w:tblPr>
+      <w:tblGrid>
+        <w:gridCol w:w="1421"/>
+        <w:gridCol w:w="1751"/>
+        <w:gridCol w:w="2503"/>
+        <w:gridCol w:w="3025"/>
+      </w:tblGrid>
+      <w:tr>
+        <w:tc>
+          <w:tcPr>
+            <w:tcW w:w="0" w:type="auto"/>
+            <w:hideMark/>
+          </w:tcPr>
+          <w:p>
+            <w:pPr>
+              <w:rPr>
+                <w:b/>
+                <w:bCs/>
+              </w:rPr>
+            </w:pPr>
+            <w:r>
+              <w:rPr>
+                <w:b/>
+                <w:bCs/>
+              </w:rPr>
+              <w:t>Test Case ID</w:t>
+            </w:r>
+          </w:p>
+        </w:tc>
+        <w:tc>
+          <w:tcPr>
+            <w:tcW w:w="0" w:type="auto"/>
+            <w:hideMark/>
+          </w:tcPr>
+          <w:p>
+            <w:pPr>
+              <w:rPr>
+                <w:b/>
+                <w:bCs/>
+              </w:rPr>
+            </w:pPr>
+            <w:r>
+              <w:rPr>
+                <w:b/>
+                <w:bCs/>
+              </w:rPr>
+              <w:t>Module</w:t>
+            </w:r>
+          </w:p>
+        </w:tc>
+        <w:tc>
+          <w:tcPr>
+            <w:tcW w:w="0" w:type="auto"/>
+            <w:hideMark/>
+          </w:tcPr>
+          <w:p>
+            <w:pPr>
+              <w:rPr>
+                <w:b/>
+                <w:bCs/>
+              </w:rPr>
+            </w:pPr>
+            <w:r>
+              <w:rPr>
+                <w:b/>
+                <w:bCs/>
+              </w:rPr>
+              <w:t>Input</w:t>
+            </w:r>
+          </w:p>
+        </w:tc>
+        <w:tc>
+          <w:tcPr>
+            <w:tcW w:w="0" w:type="auto"/>
+            <w:hideMark/>
+          </w:tcPr>
+          <w:p>
+            <w:pPr>
+              <w:rPr>
+                <w:b/>
+                <w:bCs/>
+              </w:rPr>
+            </w:pPr>
+            <w:r>
+              <w:rPr>
+                <w:b/>
+                <w:bCs/>
+              </w:rPr>
+              <w:t>Expected Output</w:t>
+            </w:r>
+          </w:p>
+        </w:tc>
+      </w:tr>
+      <w:tr>
+        <w:tc>
+          <w:tcPr>
+            <w:tcW w:w="0" w:type="auto"/>
+            <w:hideMark/>
+          </w:tcPr>
+          <w:p>
+            <w:r>
+              <w:t>UT-01</w:t>
+            </w:r>
+          </w:p>
+        </w:tc>
+        <w:tc>
+          <w:tcPr>
+            <w:tcW w:w="0" w:type="auto"/>
+            <w:hideMark/>
+          </w:tcPr>
+          <w:p>
+            <w:r>
+              <w:t>Login</w:t>
+            </w:r>
+          </w:p>
+        </w:tc>
+        <w:tc>
+          <w:tcPr>
+            <w:tcW w:w="0" w:type="auto"/>
+            <w:hideMark/>
+          </w:tcPr>
+          <w:p>
+            <w:r>
+              <w:t>Valid email &amp; password</w:t>
+            </w:r>
+          </w:p>
+        </w:tc>
+        <w:tc>
+          <w:tcPr>
+            <w:tcW w:w="0" w:type="auto"/>
+            <w:hideMark/>
+          </w:tcPr>
+          <w:p>
+            <w:r>
+              <w:t>User login successful</w:t>
+            </w:r>
+          </w:p>
+        </w:tc>
+      </w:tr>
+      <w:tr>
+        <w:tc>
+          <w:tcPr>
+            <w:tcW w:w="0" w:type="auto"/>
+            <w:hideMark/>
+          </w:tcPr>
+          <w:p>
+            <w:r>
+              <w:t>UT-02</w:t>
+            </w:r>
+          </w:p>
+        </w:tc>
+        <w:tc>
+          <w:tcPr>
+            <w:tcW w:w="0" w:type="auto"/>
+            <w:hideMark/>
+          </w:tcPr>
+          <w:p>
+            <w:r>
+              <w:t>Login</w:t>
+            </w:r>
+          </w:p>
+        </w:tc>
+        <w:tc>
+          <w:tcPr>
+            <w:tcW w:w="0" w:type="auto"/>
+            <w:hideMark/>
+          </w:tcPr>
+          <w:p>
+            <w:r>
+              <w:t>Invalid password</w:t>
+            </w:r>
+          </w:p>
+        </w:tc>
+        <w:tc>
+          <w:tcPr>
+            <w:tcW w:w="0" w:type="auto"/>
+            <w:hideMark/>
+          </w:tcPr>
+          <w:p>
+            <w:r>
+              <w:t>Error message displayed</w:t>
+            </w:r>
+          </w:p>
+        </w:tc>
+      </w:tr>
+      <w:tr>
+        <w:tc>
+          <w:tcPr>
+            <w:tcW w:w="0" w:type="auto"/>
+            <w:hideMark/>
+          </w:tcPr>
+          <w:p>
+            <w:r>
+              <w:t>UT-03</w:t>
+            </w:r>
+          </w:p>
+        </w:tc>
+        <w:tc>
+          <w:tcPr>
+            <w:tcW w:w="0" w:type="auto"/>
+            <w:hideMark/>
+          </w:tcPr>
+          <w:p>
+            <w:r>
+              <w:t>BMI Calculation</w:t>
+            </w:r>
+          </w:p>
+        </w:tc>
+        <w:tc>
+          <w:tcPr>
+            <w:tcW w:w="0" w:type="auto"/>
+            <w:hideMark/>
+          </w:tcPr>
+          <w:p>
+            <w:r>
+              <w:t>Height + Weight</w:t>
+            </w:r>
+          </w:p>
+        </w:tc>
+        <w:tc>
+          <w:tcPr>
+            <w:tcW w:w="0" w:type="auto"/>
+            <w:hideMark/>
+          </w:tcPr>
+          <w:p>
+            <w:r>
+              <w:t>Correct BMI value generated</w:t>
+            </w:r>
+          </w:p>
+        </w:tc>
+      </w:tr>
+      <w:tr>
+        <w:tc>
+          <w:tcPr>
+            <w:tcW w:w="0" w:type="auto"/>
+            <w:hideMark/>
+          </w:tcPr>
+          <w:p>
+            <w:r>
+              <w:t>UT-04</w:t>
+            </w:r>
+          </w:p>
+        </w:tc>
+        <w:tc>
+          <w:tcPr>
+            <w:tcW w:w="0" w:type="auto"/>
+            <w:hideMark/>
+          </w:tcPr>
+          <w:p>
+            <w:r>
+              <w:t>Cart</w:t>
+            </w:r>
+          </w:p>
+        </w:tc>
+        <w:tc>
+          <w:tcPr>
+            <w:tcW w:w="0" w:type="auto"/>
+            <w:hideMark/>
+          </w:tcPr>
+          <w:p>
+            <w:r>
+              <w:t>Add food item</w:t>
+            </w:r>
+          </w:p>
+        </w:tc>
+        <w:tc>
+          <w:tcPr>
+            <w:tcW w:w="0" w:type="auto"/>
+            <w:hideMark/>
+          </w:tcPr>
+          <w:p>
+            <w:r>
+              <w:t>Item added successfully</w:t>
+            </w:r>
+          </w:p>
+        </w:tc>
+      </w:tr>
+    </w:tbl>
+    <w:p/>
+    <w:p>
+      <w:pPr>
+        <w:pStyle w:val="Heading3"/>
+      </w:pPr>
+      <w:r>
+        <w:t>Integration Testing</w:t>
+      </w:r>
+    </w:p>
+    <w:p>
+      <w:r>
+        <w:t>Integration testing verifies the interaction between different modules of the system. After individual components are tested, they are combined and tested together to ensure proper data flow and communication between them.</w:t>
+      </w:r>
+    </w:p>
+    <w:p>
+      <w:r>
+        <w:t>Integration testing will focus on how modules work together, such as the connection between the cart system and payment processing, the interaction between user health profiles and the recommendation system, and the flow between restaurant menus and order management. This ensures that data is correctly passed between components and no functional mismatch occurs during module interaction.</w:t>
+      </w:r>
+    </w:p>
+    <w:tbl>
+      <w:tblPr>
+        <w:tblStyle w:val="TableGrid"/>
+        <w:tblW w:w="0" w:type="auto"/>
+        <w:tblLook w:val="04A0" w:firstRow="1" w:lastRow="0" w:firstColumn="1" w:lastColumn="0" w:noHBand="0" w:noVBand="1"/>
+      </w:tblPr>
+      <w:tblGrid>
+        <w:gridCol w:w="1435"/>
+        <w:gridCol w:w="2250"/>
+        <w:gridCol w:w="2100"/>
+        <w:gridCol w:w="3565"/>
+      </w:tblGrid>
+      <w:tr>
+        <w:tc>
+          <w:tcPr>
+            <w:tcW w:w="1435" w:type="dxa"/>
+            <w:hideMark/>
+          </w:tcPr>
+          <w:p>
+            <w:pPr>
+              <w:rPr>
+                <w:b/>
+                <w:bCs/>
+              </w:rPr>
+            </w:pPr>
+            <w:r>
+              <w:rPr>
+                <w:b/>
+                <w:bCs/>
+              </w:rPr>
+              <w:t>Test Case ID</w:t>
+            </w:r>
+          </w:p>
+        </w:tc>
+        <w:tc>
+          <w:tcPr>
+            <w:tcW w:w="2250" w:type="dxa"/>
+            <w:hideMark/>
+          </w:tcPr>
+          <w:p>
+            <w:pPr>
+              <w:rPr>
+                <w:b/>
+                <w:bCs/>
+              </w:rPr>
+            </w:pPr>
+            <w:r>
+              <w:rPr>
+                <w:b/>
+                <w:bCs/>
+              </w:rPr>
+              <w:t>Modules</w:t>
+            </w:r>
+          </w:p>
+        </w:tc>
+        <w:tc>
+          <w:tcPr>
+            <w:tcW w:w="0" w:type="auto"/>
+            <w:hideMark/>
+          </w:tcPr>
+          <w:p>
+            <w:pPr>
+              <w:rPr>
+                <w:b/>
+                <w:bCs/>
+              </w:rPr>
+            </w:pPr>
+            <w:r>
+              <w:rPr>
+                <w:b/>
+                <w:bCs/>
+              </w:rPr>
+              <w:t>Input</w:t>
+            </w:r>
+          </w:p>
+        </w:tc>
+        <w:tc>
+          <w:tcPr>
+            <w:tcW w:w="0" w:type="auto"/>
+            <w:hideMark/>
+          </w:tcPr>
+          <w:p>
+            <w:pPr>
+              <w:rPr>
+                <w:b/>
+                <w:bCs/>
+              </w:rPr>
+            </w:pPr>
+            <w:r>
+              <w:rPr>
+                <w:b/>
+                <w:bCs/>
+              </w:rPr>
+              <w:t>Expected Output</w:t>
+            </w:r>
+          </w:p>
+        </w:tc>
+      </w:tr>
+      <w:tr>
+        <w:tc>
+          <w:tcPr>
+            <w:tcW w:w="1435" w:type="dxa"/>
+            <w:hideMark/>
+          </w:tcPr>
+          <w:p>
+            <w:r>
+              <w:t>IT-01</w:t>
+            </w:r>
+          </w:p>
+        </w:tc>
+        <w:tc>
+          <w:tcPr>
+            <w:tcW w:w="2250" w:type="dxa"/>
+            <w:hideMark/>
+          </w:tcPr>
+          <w:p>
+            <w:r>
+              <w:t>Cart + Payment</w:t>
+            </w:r>
+          </w:p>
+        </w:tc>
+        <w:tc>
+          <w:tcPr>
+            <w:tcW w:w="0" w:type="auto"/>
+            <w:hideMark/>
+          </w:tcPr>
+          <w:p>
+            <w:r>
+              <w:t>Place order and pay</w:t>
+            </w:r>
+          </w:p>
+        </w:tc>
+        <w:tc>
+          <w:tcPr>
+            <w:tcW w:w="0" w:type="auto"/>
+            <w:hideMark/>
+          </w:tcPr>
+          <w:p>
+            <w:r>
+              <w:t>Order confirmed after successful payment</w:t>
+            </w:r>
+          </w:p>
+        </w:tc>
+      </w:tr>
+      <w:tr>
+        <w:tc>
+          <w:tcPr>
+            <w:tcW w:w="1435" w:type="dxa"/>
+            <w:hideMark/>
+          </w:tcPr>
+          <w:p>
+            <w:r>
+              <w:t>IT-02</w:t>
+            </w:r>
+          </w:p>
+        </w:tc>
+        <w:tc>
+          <w:tcPr>
+            <w:tcW w:w="2250" w:type="dxa"/>
+            <w:hideMark/>
+          </w:tcPr>
+          <w:p>
+            <w:r>
+              <w:t>User + Recommendation</w:t>
+            </w:r>
+          </w:p>
+        </w:tc>
+        <w:tc>
+          <w:tcPr>
+            <w:tcW w:w="0" w:type="auto"/>
+            <w:hideMark/>
+          </w:tcPr>
+          <w:p>
+            <w:r>
+              <w:t>Health profile created</w:t>
+            </w:r>
+          </w:p>
+        </w:tc>
+        <w:tc>
+          <w:tcPr>
+            <w:tcW w:w="0" w:type="auto"/>
+            <w:hideMark/>
+          </w:tcPr>
+          <w:p>
+            <w:r>
+              <w:t>Health-based food suggestions shown</w:t>
+            </w:r>
+          </w:p>
+        </w:tc>
+      </w:tr>
+      <w:tr>
+        <w:tc>
+          <w:tcPr>
+            <w:tcW w:w="1435" w:type="dxa"/>
+            <w:hideMark/>
+          </w:tcPr>
+          <w:p>
+            <w:r>
+              <w:t>IT-03</w:t>
+            </w:r>
+          </w:p>
+        </w:tc>
+        <w:tc>
+          <w:tcPr>
+            <w:tcW w:w="2250" w:type="dxa"/>
+            <w:hideMark/>
+          </w:tcPr>
+          <w:p>
+            <w:r>
+              <w:t>Restaurant + Order</w:t>
+            </w:r>
+          </w:p>
+        </w:tc>
+        <w:tc>
+          <w:tcPr>
+            <w:tcW w:w="0" w:type="auto"/>
+            <w:hideMark/>
+          </w:tcPr>
+          <w:p>
+            <w:r>
+              <w:t>Customer places order</w:t>
+            </w:r>
+          </w:p>
+        </w:tc>
+        <w:tc>
+          <w:tcPr>
+            <w:tcW w:w="0" w:type="auto"/>
+            <w:hideMark/>
+          </w:tcPr>
+          <w:p>
+            <w:r>
+              <w:t>Order appears in restaurant dashboard</w:t>
+            </w:r>
+          </w:p>
+        </w:tc>
+      </w:tr>
+    </w:tbl>
+    <w:p/>
+    <w:p>
+      <w:pPr>
+        <w:pStyle w:val="Heading2"/>
+      </w:pPr>
+      <w:r>
+        <w:t>System Testing</w:t>
+      </w:r>
+    </w:p>
+    <w:p>
+      <w:r>
+        <w:t>System testing evaluates the complete system as a whole in a real-world scenario. It ensures that all integrated modules work together as expected and that the system meets both functional and non-functional requirements.</w:t>
+      </w:r>
+    </w:p>
+    <w:p>
+      <w:r>
+        <w:t>For this system, system testing will validate the entire user journey starting from registration, login, browsing restaurants, viewing nutrition information, placing orders, processing payments, and tracking deliveries. It will also test health intelligence features such as recommendations and warnings based on user health profiles. This level of testing ensures that the system behaves correctly as a complete and fully integrated application.</w:t>
+      </w:r>
+    </w:p>
+    <w:tbl>
+      <w:tblPr>
+        <w:tblStyle w:val="TableGrid"/>
+        <w:tblW w:w="0" w:type="auto"/>
+        <w:tblLook w:val="04A0" w:firstRow="1" w:lastRow="0" w:firstColumn="1" w:lastColumn="0" w:noHBand="0" w:noVBand="1"/>
+      </w:tblPr>
+      <w:tblGrid>
+        <w:gridCol w:w="1435"/>
+        <w:gridCol w:w="1633"/>
+        <w:gridCol w:w="2272"/>
+        <w:gridCol w:w="4010"/>
+      </w:tblGrid>
+      <w:tr>
+        <w:tc>
+          <w:tcPr>
+            <w:tcW w:w="1435" w:type="dxa"/>
+            <w:hideMark/>
+          </w:tcPr>
+          <w:p>
+            <w:pPr>
+              <w:rPr>
+                <w:b/>
+                <w:bCs/>
+              </w:rPr>
+            </w:pPr>
+            <w:r>
+              <w:rPr>
+                <w:b/>
+                <w:bCs/>
+              </w:rPr>
+              <w:lastRenderedPageBreak/>
+              <w:t>Test Case ID</w:t>
+            </w:r>
+          </w:p>
+        </w:tc>
+        <w:tc>
+          <w:tcPr>
+            <w:tcW w:w="1633" w:type="dxa"/>
+            <w:hideMark/>
+          </w:tcPr>
+          <w:p>
+            <w:pPr>
+              <w:rPr>
+                <w:b/>
+                <w:bCs/>
+              </w:rPr>
+            </w:pPr>
+            <w:r>
+              <w:rPr>
+                <w:b/>
+                <w:bCs/>
+              </w:rPr>
+              <w:t>Scenario</w:t>
+            </w:r>
+          </w:p>
+        </w:tc>
+        <w:tc>
+          <w:tcPr>
+            <w:tcW w:w="0" w:type="auto"/>
+            <w:hideMark/>
+          </w:tcPr>
+          <w:p>
+            <w:pPr>
+              <w:rPr>
+                <w:b/>
+                <w:bCs/>
+              </w:rPr>
+            </w:pPr>
+            <w:r>
+              <w:rPr>
+                <w:b/>
+                <w:bCs/>
+              </w:rPr>
+              <w:t>Input</w:t>
+            </w:r>
+          </w:p>
+        </w:tc>
+        <w:tc>
+          <w:tcPr>
+            <w:tcW w:w="0" w:type="auto"/>
+            <w:hideMark/>
+          </w:tcPr>
+          <w:p>
+            <w:pPr>
+              <w:rPr>
+                <w:b/>
+                <w:bCs/>
+              </w:rPr>
+            </w:pPr>
+            <w:r>
+              <w:rPr>
+                <w:b/>
+                <w:bCs/>
+              </w:rPr>
+              <w:t>Expected Output</w:t>
+            </w:r>
+          </w:p>
+        </w:tc>
+      </w:tr>
+      <w:tr>
+        <w:tc>
+          <w:tcPr>
+            <w:tcW w:w="1435" w:type="dxa"/>
+            <w:hideMark/>
+          </w:tcPr>
+          <w:p>
+            <w:r>
+              <w:t>ST-01</w:t>
+            </w:r>
+          </w:p>
+        </w:tc>
+        <w:tc>
+          <w:tcPr>
+            <w:tcW w:w="1633" w:type="dxa"/>
+            <w:hideMark/>
+          </w:tcPr>
+          <w:p>
+            <w:r>
+              <w:t>Complete Order Flow</w:t>
+            </w:r>
+          </w:p>
+        </w:tc>
+        <w:tc>
+          <w:tcPr>
+            <w:tcW w:w="0" w:type="auto"/>
+            <w:hideMark/>
+          </w:tcPr>
+          <w:p>
+            <w:r>
+              <w:t>Login → order → payment</w:t>
+            </w:r>
+          </w:p>
+        </w:tc>
+        <w:tc>
+          <w:tcPr>
+            <w:tcW w:w="0" w:type="auto"/>
+            <w:hideMark/>
+          </w:tcPr>
+          <w:p>
+            <w:r>
+              <w:t>Order placed and delivered successfully</w:t>
+            </w:r>
+          </w:p>
+        </w:tc>
+      </w:tr>
+      <w:tr>
+        <w:tc>
+          <w:tcPr>
+            <w:tcW w:w="1435" w:type="dxa"/>
+            <w:hideMark/>
+          </w:tcPr>
+          <w:p>
+            <w:r>
+              <w:t>ST-02</w:t>
+            </w:r>
+          </w:p>
+        </w:tc>
+        <w:tc>
+          <w:tcPr>
+            <w:tcW w:w="1633" w:type="dxa"/>
+            <w:hideMark/>
+          </w:tcPr>
+          <w:p>
+            <w:r>
+              <w:t>Health-Based Warning</w:t>
+            </w:r>
+          </w:p>
+        </w:tc>
+        <w:tc>
+          <w:tcPr>
+            <w:tcW w:w="0" w:type="auto"/>
+            <w:hideMark/>
+          </w:tcPr>
+          <w:p>
+            <w:r>
+              <w:t>Diabetic user selects dessert</w:t>
+            </w:r>
+          </w:p>
+        </w:tc>
+        <w:tc>
+          <w:tcPr>
+            <w:tcW w:w="0" w:type="auto"/>
+            <w:hideMark/>
+          </w:tcPr>
+          <w:p>
+            <w:r>
+              <w:t>Sugar warning displayed</w:t>
+            </w:r>
+          </w:p>
+        </w:tc>
+      </w:tr>
+      <w:tr>
+        <w:tc>
+          <w:tcPr>
+            <w:tcW w:w="1435" w:type="dxa"/>
+            <w:hideMark/>
+          </w:tcPr>
+          <w:p>
+            <w:r>
+              <w:t>ST-03</w:t>
+            </w:r>
+          </w:p>
+        </w:tc>
+        <w:tc>
+          <w:tcPr>
+            <w:tcW w:w="1633" w:type="dxa"/>
+            <w:hideMark/>
+          </w:tcPr>
+          <w:p>
+            <w:r>
+              <w:t>Order Tracking</w:t>
+            </w:r>
+          </w:p>
+        </w:tc>
+        <w:tc>
+          <w:tcPr>
+            <w:tcW w:w="0" w:type="auto"/>
+            <w:hideMark/>
+          </w:tcPr>
+          <w:p>
+            <w:r>
+              <w:t>Place order</w:t>
+            </w:r>
+          </w:p>
+        </w:tc>
+        <w:tc>
+          <w:tcPr>
+            <w:tcW w:w="0" w:type="auto"/>
+            <w:hideMark/>
+          </w:tcPr>
+          <w:p>
+            <w:r>
+              <w:t>Order status updates correctly (Preparing → Delivered)</w:t>
+            </w:r>
+          </w:p>
+        </w:tc>
+      </w:tr>
+    </w:tbl>
+    <w:p/>
+    <w:p>
+      <w:pPr>
+        <w:pStyle w:val="Heading1"/>
+      </w:pPr>
+      <w:r>
+        <w:t>Demonstration of version control usage</w:t>
+      </w:r>
+    </w:p>
+    <w:p>
+      <w:pPr>
+        <w:pStyle w:val="Heading1"/>
+      </w:pPr>
+      <w:r>
+        <w:t>Project Planning Report</w:t>
+      </w:r>
+    </w:p>
+    <w:p>
+      <w:pPr>
+        <w:pStyle w:val="Heading2"/>
+      </w:pPr>
+      <w:r>
+        <w:t>Team Roles</w:t>
+      </w:r>
+    </w:p>
+    <w:tbl>
+      <w:tblPr>
+        <w:tblStyle w:val="TableGrid"/>
+        <w:tblW w:w="0" w:type="auto"/>
+        <w:tblLook w:val="04A0" w:firstRow="1" w:lastRow="0" w:firstColumn="1" w:lastColumn="0" w:noHBand="0" w:noVBand="1"/>
+      </w:tblPr>
+      <w:tblGrid>
+        <w:gridCol w:w="1082"/>
+        <w:gridCol w:w="2352"/>
+        <w:gridCol w:w="5916"/>
+      </w:tblGrid>
+      <w:tr>
+        <w:tc>
+          <w:tcPr>
+            <w:tcW w:w="0" w:type="auto"/>
+            <w:hideMark/>
+          </w:tcPr>
+          <w:p>
+            <w:pPr>
+              <w:rPr>
+                <w:b/>
+                <w:bCs/>
+              </w:rPr>
+            </w:pPr>
+            <w:r>
+              <w:rPr>
+                <w:b/>
+                <w:bCs/>
+              </w:rPr>
+              <w:t>Member</w:t>
+            </w:r>
+          </w:p>
+        </w:tc>
+        <w:tc>
+          <w:tcPr>
+            <w:tcW w:w="0" w:type="auto"/>
+            <w:hideMark/>
+          </w:tcPr>
+          <w:p>
+            <w:pPr>
+              <w:rPr>
+                <w:b/>
+                <w:bCs/>
+              </w:rPr>
+            </w:pPr>
+            <w:r>
+              <w:rPr>
+                <w:b/>
+                <w:bCs/>
+              </w:rPr>
+              <w:t>Role</w:t>
+            </w:r>
+          </w:p>
+        </w:tc>
+        <w:tc>
+          <w:tcPr>
+            <w:tcW w:w="0" w:type="auto"/>
+            <w:hideMark/>
+          </w:tcPr>
+          <w:p>
+            <w:pPr>
+              <w:rPr>
+                <w:b/>
+                <w:bCs/>
+              </w:rPr>
+            </w:pPr>
+            <w:r>
+              <w:rPr>
+                <w:b/>
+                <w:bCs/>
+              </w:rPr>
+              <w:t>Responsibilities</w:t>
+            </w:r>
+          </w:p>
+        </w:tc>
+      </w:tr>
+      <w:tr>
+        <w:tc>
+          <w:tcPr>
+            <w:tcW w:w="0" w:type="auto"/>
+            <w:hideMark/>
+          </w:tcPr>
+          <w:p>
+            <w:r>
+              <w:t>Shameer</w:t>
+            </w:r>
+          </w:p>
+        </w:tc>
+        <w:tc>
+          <w:tcPr>
+            <w:tcW w:w="0" w:type="auto"/>
+            <w:hideMark/>
+          </w:tcPr>
+          <w:p>
+            <w:r>
+              <w:t>Project Lead &amp; System Analyst</w:t>
+            </w:r>
+          </w:p>
+        </w:tc>
+        <w:tc>
+          <w:tcPr>
+            <w:tcW w:w="0" w:type="auto"/>
+            <w:hideMark/>
+          </w:tcPr>
+          <w:p>
+            <w:r>
+              <w:t>Oversee</w:t>
+            </w:r>
+            <w:r>
+              <w:t xml:space="preserve"> overall project, ensures consistency across all diagrams, handles requirement analysis and final integration of documentation</w:t>
+            </w:r>
+          </w:p>
+        </w:tc>
+      </w:tr>
+      <w:tr>
+        <w:tc>
+          <w:tcPr>
+            <w:tcW w:w="0" w:type="auto"/>
+            <w:hideMark/>
+          </w:tcPr>
+          <w:p>
+            <w:r>
+              <w:t>Ali</w:t>
+            </w:r>
+          </w:p>
+        </w:tc>
+        <w:tc>
+          <w:tcPr>
+            <w:tcW w:w="0" w:type="auto"/>
+            <w:hideMark/>
+          </w:tcPr>
+          <w:p>
+            <w:r>
+              <w:t>Frontend &amp; UI Design Lead</w:t>
+            </w:r>
+          </w:p>
+        </w:tc>
+        <w:tc>
+          <w:tcPr>
+            <w:tcW w:w="0" w:type="auto"/>
+            <w:hideMark/>
+          </w:tcPr>
+          <w:p>
+            <w:r>
+              <w:t>Designs user interface structure for mobile app and admin dashboard, focuses on usability and layout design</w:t>
+            </w:r>
+          </w:p>
+        </w:tc>
+      </w:tr>
+      <w:tr>
+        <w:tc>
+          <w:tcPr>
+            <w:tcW w:w="0" w:type="auto"/>
+            <w:hideMark/>
+          </w:tcPr>
+          <w:p>
+            <w:r>
+              <w:t>Aayan</w:t>
+            </w:r>
+          </w:p>
+        </w:tc>
+        <w:tc>
+          <w:tcPr>
+            <w:tcW w:w="0" w:type="auto"/>
+            <w:hideMark/>
+          </w:tcPr>
+          <w:p>
+            <w:r>
+              <w:t>Backend &amp; System Design</w:t>
+            </w:r>
+          </w:p>
+        </w:tc>
+        <w:tc>
+          <w:tcPr>
+            <w:tcW w:w="0" w:type="auto"/>
+            <w:hideMark/>
+          </w:tcPr>
+          <w:p>
+            <w:r>
+              <w:t>Handles system logic design, service layer structure, and workflow modeling (DFDs, sequence flow support)</w:t>
+            </w:r>
+          </w:p>
+        </w:tc>
+      </w:tr>
+      <w:tr>
+        <w:tc>
+          <w:tcPr>
+            <w:tcW w:w="0" w:type="auto"/>
+            <w:hideMark/>
+          </w:tcPr>
+          <w:p>
+            <w:r>
+              <w:t>Umair</w:t>
+            </w:r>
+          </w:p>
+        </w:tc>
+        <w:tc>
+          <w:tcPr>
+            <w:tcW w:w="0" w:type="auto"/>
+            <w:hideMark/>
+          </w:tcPr>
+          <w:p>
+            <w:r>
+              <w:t>Database &amp; Documentation Lead</w:t>
+            </w:r>
+          </w:p>
+        </w:tc>
+        <w:tc>
+          <w:tcPr>
+            <w:tcW w:w="0" w:type="auto"/>
+            <w:hideMark/>
+          </w:tcPr>
+          <w:p>
+            <w:r>
+              <w:t>Designs database structure, supports ER/class diagrams, and prepares formal documentation and reports</w:t>
+            </w:r>
+          </w:p>
+        </w:tc>
+      </w:tr>
+    </w:tbl>
+    <w:p/>
+    <w:p>
+      <w:pPr>
+        <w:pStyle w:val="Heading2"/>
+      </w:pPr>
+      <w:r>
+        <w:t>Gantt chart</w:t>
+      </w:r>
+    </w:p>
+    <w:tbl>
+      <w:tblPr>
+        <w:tblStyle w:val="TableGrid"/>
+        <w:tblW w:w="0" w:type="auto"/>
+        <w:tblLook w:val="04A0" w:firstRow="1" w:lastRow="0" w:firstColumn="1" w:lastColumn="0" w:noHBand="0" w:noVBand="1"/>
+      </w:tblPr>
+      <w:tblGrid>
+        <w:gridCol w:w="4260"/>
+        <w:gridCol w:w="967"/>
+        <w:gridCol w:w="967"/>
+        <w:gridCol w:w="967"/>
+        <w:gridCol w:w="967"/>
+      </w:tblGrid>
+      <w:tr>
+        <w:tc>
+          <w:tcPr>
+            <w:tcW w:w="0" w:type="auto"/>
+            <w:hideMark/>
+          </w:tcPr>
+          <w:p>
+            <w:pPr>
+              <w:rPr>
+                <w:b/>
+                <w:bCs/>
+              </w:rPr>
+            </w:pPr>
+            <w:r>
+              <w:rPr>
+                <w:b/>
+                <w:bCs/>
+              </w:rPr>
+              <w:t>Task</w:t>
+            </w:r>
+          </w:p>
+        </w:tc>
+        <w:tc>
+          <w:tcPr>
+            <w:tcW w:w="0" w:type="auto"/>
+            <w:hideMark/>
+          </w:tcPr>
+          <w:p>
+            <w:pPr>
+              <w:rPr>
+                <w:b/>
+                <w:bCs/>
+              </w:rPr>
+            </w:pPr>
+            <w:r>
+              <w:rPr>
+                <w:b/>
+                <w:bCs/>
+              </w:rPr>
+              <w:t>Week 1</w:t>
+            </w:r>
+          </w:p>
+        </w:tc>
+        <w:tc>
+          <w:tcPr>
+            <w:tcW w:w="0" w:type="auto"/>
+            <w:hideMark/>
+          </w:tcPr>
+          <w:p>
+            <w:pPr>
+              <w:rPr>
+                <w:b/>
+                <w:bCs/>
+              </w:rPr>
+            </w:pPr>
+            <w:r>
+              <w:rPr>
+                <w:b/>
+                <w:bCs/>
+              </w:rPr>
+              <w:t>Week 2</w:t>
+            </w:r>
+          </w:p>
+        </w:tc>
+        <w:tc>
+          <w:tcPr>
+            <w:tcW w:w="0" w:type="auto"/>
+            <w:hideMark/>
+          </w:tcPr>
+          <w:p>
+            <w:pPr>
+              <w:rPr>
+                <w:b/>
+                <w:bCs/>
+              </w:rPr>
+            </w:pPr>
+            <w:r>
+              <w:rPr>
+                <w:b/>
+                <w:bCs/>
+              </w:rPr>
+              <w:t>Week 3</w:t>
+            </w:r>
+          </w:p>
+        </w:tc>
+        <w:tc>
+          <w:tcPr>
+            <w:tcW w:w="0" w:type="auto"/>
+            <w:hideMark/>
+          </w:tcPr>
+          <w:p>
+            <w:pPr>
+              <w:rPr>
+                <w:b/>
+                <w:bCs/>
+              </w:rPr>
+            </w:pPr>
+            <w:r>
+              <w:rPr>
+                <w:b/>
+                <w:bCs/>
+              </w:rPr>
+              <w:t>Week 4</w:t>
+            </w:r>
+          </w:p>
+        </w:tc>
+      </w:tr>
+      <w:tr>
+        <w:tc>
+          <w:tcPr>
+            <w:tcW w:w="0" w:type="auto"/>
+            <w:hideMark/>
+          </w:tcPr>
+          <w:p>
+            <w:r>
+              <w:t>Requirement Analysis</w:t>
+            </w:r>
+          </w:p>
+        </w:tc>
+        <w:tc>
+          <w:tcPr>
+            <w:tcW w:w="0" w:type="auto"/>
+            <w:hideMark/>
+          </w:tcPr>
+          <w:p>
+            <w:pPr>
+              <w:jc w:val="center"/>
+            </w:pPr>
+            <w:r>
+              <w:t>●</w:t>
+            </w:r>
+          </w:p>
+        </w:tc>
+        <w:tc>
+          <w:tcPr>
+            <w:tcW w:w="0" w:type="auto"/>
+            <w:hideMark/>
+          </w:tcPr>
+          <w:p>
+            <w:pPr>
+              <w:jc w:val="center"/>
+            </w:pPr>
+          </w:p>
+        </w:tc>
+        <w:tc>
+          <w:tcPr>
+            <w:tcW w:w="0" w:type="auto"/>
+            <w:hideMark/>
+          </w:tcPr>
+          <w:p>
+            <w:pPr>
+              <w:jc w:val="center"/>
+            </w:pPr>
+          </w:p>
+        </w:tc>
+        <w:tc>
+          <w:tcPr>
+            <w:tcW w:w="0" w:type="auto"/>
+            <w:hideMark/>
+          </w:tcPr>
+          <w:p>
+            <w:pPr>
+              <w:jc w:val="center"/>
+            </w:pPr>
+          </w:p>
+        </w:tc>
+      </w:tr>
+      <w:tr>
+        <w:tc>
+          <w:tcPr>
+            <w:tcW w:w="0" w:type="auto"/>
+            <w:hideMark/>
+          </w:tcPr>
+          <w:p>
+            <w:r>
+              <w:t>Problem Statement &amp; Scope</w:t>
+            </w:r>
+          </w:p>
+        </w:tc>
+        <w:tc>
+          <w:tcPr>
+            <w:tcW w:w="0" w:type="auto"/>
+            <w:hideMark/>
+          </w:tcPr>
+          <w:p>
+            <w:pPr>
+              <w:jc w:val="center"/>
+            </w:pPr>
+            <w:r>
+              <w:t>●</w:t>
+            </w:r>
+          </w:p>
+        </w:tc>
+        <w:tc>
+          <w:tcPr>
+            <w:tcW w:w="0" w:type="auto"/>
+            <w:hideMark/>
+          </w:tcPr>
+          <w:p>
+            <w:pPr>
+              <w:jc w:val="center"/>
+            </w:pPr>
+          </w:p>
+        </w:tc>
+        <w:tc>
+          <w:tcPr>
+            <w:tcW w:w="0" w:type="auto"/>
+            <w:hideMark/>
+          </w:tcPr>
+          <w:p>
+            <w:pPr>
+              <w:jc w:val="center"/>
+            </w:pPr>
+          </w:p>
+        </w:tc>
+        <w:tc>
+          <w:tcPr>
+            <w:tcW w:w="0" w:type="auto"/>
+            <w:hideMark/>
+          </w:tcPr>
+          <w:p>
+            <w:pPr>
+              <w:jc w:val="center"/>
+            </w:pPr>
+          </w:p>
+        </w:tc>
+      </w:tr>
+      <w:tr>
+        <w:tc>
+          <w:tcPr>
+            <w:tcW w:w="0" w:type="auto"/>
+            <w:hideMark/>
+          </w:tcPr>
+          <w:p>
+            <w:r>
+              <w:t>Functional/Non-Functional Requirements</w:t>
+            </w:r>
+          </w:p>
+        </w:tc>
+        <w:tc>
+          <w:tcPr>
+            <w:tcW w:w="0" w:type="auto"/>
+            <w:hideMark/>
+          </w:tcPr>
+          <w:p>
+            <w:pPr>
+              <w:jc w:val="center"/>
+            </w:pPr>
+            <w:r>
+              <w:t>●</w:t>
+            </w:r>
+          </w:p>
+        </w:tc>
+        <w:tc>
+          <w:tcPr>
+            <w:tcW w:w="0" w:type="auto"/>
+            <w:hideMark/>
+          </w:tcPr>
+          <w:p>
+            <w:pPr>
+              <w:jc w:val="center"/>
+            </w:pPr>
+            <w:r>
+              <w:t>●</w:t>
+            </w:r>
+          </w:p>
+        </w:tc>
+        <w:tc>
+          <w:tcPr>
+            <w:tcW w:w="0" w:type="auto"/>
+            <w:hideMark/>
+          </w:tcPr>
+          <w:p>
+            <w:pPr>
+              <w:jc w:val="center"/>
+            </w:pPr>
+          </w:p>
+        </w:tc>
+        <w:tc>
+          <w:tcPr>
+            <w:tcW w:w="0" w:type="auto"/>
+            <w:hideMark/>
+          </w:tcPr>
+          <w:p>
+            <w:pPr>
+              <w:jc w:val="center"/>
+            </w:pPr>
+          </w:p>
+        </w:tc>
+      </w:tr>
+      <w:tr>
+        <w:tc>
+          <w:tcPr>
+            <w:tcW w:w="0" w:type="auto"/>
+            <w:hideMark/>
+          </w:tcPr>
+          <w:p>
+            <w:r>
+              <w:t>Use Case Diagrams</w:t>
+            </w:r>
+          </w:p>
+        </w:tc>
+        <w:tc>
+          <w:tcPr>
+            <w:tcW w:w="0" w:type="auto"/>
+            <w:hideMark/>
+          </w:tcPr>
+          <w:p>
+            <w:pPr>
+              <w:jc w:val="center"/>
+            </w:pPr>
+          </w:p>
+        </w:tc>
+        <w:tc>
+          <w:tcPr>
+            <w:tcW w:w="0" w:type="auto"/>
+            <w:hideMark/>
+          </w:tcPr>
+          <w:p>
+            <w:pPr>
+              <w:jc w:val="center"/>
+            </w:pPr>
+            <w:r>
+              <w:t>●</w:t>
+            </w:r>
+          </w:p>
+        </w:tc>
+        <w:tc>
+          <w:tcPr>
+            <w:tcW w:w="0" w:type="auto"/>
+            <w:hideMark/>
+          </w:tcPr>
+          <w:p>
+            <w:pPr>
+              <w:jc w:val="center"/>
+            </w:pPr>
+          </w:p>
+        </w:tc>
+        <w:tc>
+          <w:tcPr>
+            <w:tcW w:w="0" w:type="auto"/>
+            <w:hideMark/>
+          </w:tcPr>
+          <w:p>
+            <w:pPr>
+              <w:jc w:val="center"/>
+            </w:pPr>
+          </w:p>
+        </w:tc>
+      </w:tr>
+      <w:tr>
+        <w:tc>
+          <w:tcPr>
+            <w:tcW w:w="0" w:type="auto"/>
+            <w:hideMark/>
+          </w:tcPr>
+          <w:p>
+            <w:r>
+              <w:t>DFD &amp; Context Diagram</w:t>
+            </w:r>
+          </w:p>
+        </w:tc>
+        <w:tc>
+          <w:tcPr>
+            <w:tcW w:w="0" w:type="auto"/>
+            <w:hideMark/>
+          </w:tcPr>
+          <w:p>
+            <w:pPr>
+              <w:jc w:val="center"/>
+            </w:pPr>
+          </w:p>
+        </w:tc>
+        <w:tc>
+          <w:tcPr>
+            <w:tcW w:w="0" w:type="auto"/>
+            <w:hideMark/>
+          </w:tcPr>
+          <w:p>
+            <w:pPr>
+              <w:jc w:val="center"/>
+            </w:pPr>
+            <w:r>
+              <w:t>●</w:t>
+            </w:r>
+          </w:p>
+        </w:tc>
+        <w:tc>
+          <w:tcPr>
+            <w:tcW w:w="0" w:type="auto"/>
+            <w:hideMark/>
+          </w:tcPr>
+          <w:p>
+            <w:pPr>
+              <w:jc w:val="center"/>
+            </w:pPr>
+            <w:r>
+              <w:t>●</w:t>
+            </w:r>
+          </w:p>
+        </w:tc>
+        <w:tc>
+          <w:tcPr>
+            <w:tcW w:w="0" w:type="auto"/>
+            <w:hideMark/>
+          </w:tcPr>
+          <w:p>
+            <w:pPr>
+              <w:jc w:val="center"/>
+            </w:pPr>
+          </w:p>
+        </w:tc>
+      </w:tr>
+      <w:tr>
+        <w:tc>
+          <w:tcPr>
+            <w:tcW w:w="0" w:type="auto"/>
+            <w:hideMark/>
+          </w:tcPr>
+          <w:p>
+            <w:r>
+              <w:t>Class &amp; Sequence Diagrams</w:t>
+            </w:r>
+          </w:p>
+        </w:tc>
+        <w:tc>
+          <w:tcPr>
+            <w:tcW w:w="0" w:type="auto"/>
+            <w:hideMark/>
+          </w:tcPr>
+          <w:p>
+            <w:pPr>
+              <w:jc w:val="center"/>
+            </w:pPr>
+          </w:p>
+        </w:tc>
+        <w:tc>
+          <w:tcPr>
+            <w:tcW w:w="0" w:type="auto"/>
+            <w:hideMark/>
+          </w:tcPr>
+          <w:p>
+            <w:pPr>
+              <w:jc w:val="center"/>
+            </w:pPr>
+          </w:p>
+        </w:tc>
+        <w:tc>
+          <w:tcPr>
+            <w:tcW w:w="0" w:type="auto"/>
+            <w:hideMark/>
+          </w:tcPr>
+          <w:p>
+            <w:pPr>
+              <w:jc w:val="center"/>
+            </w:pPr>
+            <w:r>
+              <w:t>●</w:t>
+            </w:r>
+          </w:p>
+        </w:tc>
+        <w:tc>
+          <w:tcPr>
+            <w:tcW w:w="0" w:type="auto"/>
+            <w:hideMark/>
+          </w:tcPr>
+          <w:p>
+            <w:pPr>
+              <w:jc w:val="center"/>
+            </w:pPr>
+          </w:p>
+        </w:tc>
+      </w:tr>
+      <w:tr>
+        <w:tc>
+          <w:tcPr>
+            <w:tcW w:w="0" w:type="auto"/>
+            <w:hideMark/>
+          </w:tcPr>
+          <w:p>
+            <w:r>
+              <w:t>Architecture Design</w:t>
+            </w:r>
+          </w:p>
+        </w:tc>
+        <w:tc>
+          <w:tcPr>
+            <w:tcW w:w="0" w:type="auto"/>
+            <w:hideMark/>
+          </w:tcPr>
+          <w:p>
+            <w:pPr>
+              <w:jc w:val="center"/>
+            </w:pPr>
+          </w:p>
+        </w:tc>
+        <w:tc>
+          <w:tcPr>
+            <w:tcW w:w="0" w:type="auto"/>
+            <w:hideMark/>
+          </w:tcPr>
+          <w:p>
+            <w:pPr>
+              <w:jc w:val="center"/>
+            </w:pPr>
+          </w:p>
+        </w:tc>
+        <w:tc>
+          <w:tcPr>
+            <w:tcW w:w="0" w:type="auto"/>
+            <w:hideMark/>
+          </w:tcPr>
+          <w:p>
+            <w:pPr>
+              <w:jc w:val="center"/>
+            </w:pPr>
+            <w:r>
+              <w:t>●</w:t>
+            </w:r>
+          </w:p>
+        </w:tc>
+        <w:tc>
+          <w:tcPr>
+            <w:tcW w:w="0" w:type="auto"/>
+            <w:hideMark/>
+          </w:tcPr>
+          <w:p>
+            <w:pPr>
+              <w:jc w:val="center"/>
+            </w:pPr>
+            <w:r>
+              <w:t>●</w:t>
+            </w:r>
+          </w:p>
+        </w:tc>
+      </w:tr>
+      <w:tr>
+        <w:tc>
+          <w:tcPr>
+            <w:tcW w:w="0" w:type="auto"/>
+            <w:hideMark/>
+          </w:tcPr>
+          <w:p>
+            <w:r>
+              <w:t>Testing Documentation</w:t>
+            </w:r>
+          </w:p>
+        </w:tc>
+        <w:tc>
+          <w:tcPr>
+            <w:tcW w:w="0" w:type="auto"/>
+            <w:hideMark/>
+          </w:tcPr>
+          <w:p>
+            <w:pPr>
+              <w:jc w:val="center"/>
+            </w:pPr>
+          </w:p>
+        </w:tc>
+        <w:tc>
+          <w:tcPr>
+            <w:tcW w:w="0" w:type="auto"/>
+            <w:hideMark/>
+          </w:tcPr>
+          <w:p>
+            <w:pPr>
+              <w:jc w:val="center"/>
+            </w:pPr>
+          </w:p>
+        </w:tc>
+        <w:tc>
+          <w:tcPr>
+            <w:tcW w:w="0" w:type="auto"/>
+            <w:hideMark/>
+          </w:tcPr>
+          <w:p>
+            <w:pPr>
+              <w:jc w:val="center"/>
+            </w:pPr>
+          </w:p>
+        </w:tc>
+        <w:tc>
+          <w:tcPr>
+            <w:tcW w:w="0" w:type="auto"/>
+            <w:hideMark/>
+          </w:tcPr>
+          <w:p>
+            <w:pPr>
+              <w:jc w:val="center"/>
+            </w:pPr>
+            <w:r>
+              <w:t>●</w:t>
+            </w:r>
+          </w:p>
+        </w:tc>
+      </w:tr>
+      <w:tr>
+        <w:tc>
+          <w:tcPr>
+            <w:tcW w:w="0" w:type="auto"/>
+            <w:hideMark/>
+          </w:tcPr>
+          <w:p>
+            <w:r>
+              <w:t>Final Report Compilation</w:t>
+            </w:r>
+          </w:p>
+        </w:tc>
+        <w:tc>
+          <w:tcPr>
+            <w:tcW w:w="0" w:type="auto"/>
+            <w:hideMark/>
+          </w:tcPr>
+          <w:p>
+            <w:pPr>
+              <w:jc w:val="center"/>
+            </w:pPr>
+          </w:p>
+        </w:tc>
+        <w:tc>
+          <w:tcPr>
+            <w:tcW w:w="0" w:type="auto"/>
+            <w:hideMark/>
+          </w:tcPr>
+          <w:p>
+            <w:pPr>
+              <w:jc w:val="center"/>
+            </w:pPr>
+          </w:p>
+        </w:tc>
+        <w:tc>
+          <w:tcPr>
+            <w:tcW w:w="0" w:type="auto"/>
+            <w:hideMark/>
+          </w:tcPr>
+          <w:p>
+            <w:pPr>
+              <w:jc w:val="center"/>
+            </w:pPr>
+          </w:p>
+        </w:tc>
+        <w:tc>
+          <w:tcPr>
+            <w:tcW w:w="0" w:type="auto"/>
+            <w:hideMark/>
+          </w:tcPr>
+          <w:p>
+            <w:pPr>
+              <w:jc w:val="center"/>
+            </w:pPr>
+            <w:r>
+              <w:t>●</w:t>
+            </w:r>
+          </w:p>
+        </w:tc>
+      </w:tr>
+    </w:tbl>
+    <w:p/>
+    <w:p>
+      <w:pPr>
+        <w:pStyle w:val="Heading2"/>
+      </w:pPr>
+      <w:r>
+        <w:lastRenderedPageBreak/>
+        <w:t>Risk Analysis</w:t>
+      </w:r>
+    </w:p>
+    <w:tbl>
+      <w:tblPr>
+        <w:tblStyle w:val="TableGrid"/>
+        <w:tblW w:w="0" w:type="auto"/>
+        <w:tblLook w:val="04A0" w:firstRow="1" w:lastRow="0" w:firstColumn="1" w:lastColumn="0" w:noHBand="0" w:noVBand="1"/>
+      </w:tblPr>
+      <w:tblGrid>
+        <w:gridCol w:w="2420"/>
+        <w:gridCol w:w="2820"/>
+        <w:gridCol w:w="1040"/>
+        <w:gridCol w:w="3070"/>
+      </w:tblGrid>
+      <w:tr>
+        <w:tc>
+          <w:tcPr>
+            <w:tcW w:w="0" w:type="auto"/>
+            <w:hideMark/>
+          </w:tcPr>
+          <w:p>
+            <w:pPr>
+              <w:rPr>
+                <w:b/>
+                <w:bCs/>
+              </w:rPr>
+            </w:pPr>
+            <w:r>
+              <w:rPr>
+                <w:b/>
+                <w:bCs/>
+              </w:rPr>
+              <w:t>Risk</w:t>
+            </w:r>
+          </w:p>
+        </w:tc>
+        <w:tc>
+          <w:tcPr>
+            <w:tcW w:w="0" w:type="auto"/>
+            <w:hideMark/>
+          </w:tcPr>
+          <w:p>
+            <w:pPr>
+              <w:rPr>
+                <w:b/>
+                <w:bCs/>
+              </w:rPr>
+            </w:pPr>
+            <w:r>
+              <w:rPr>
+                <w:b/>
+                <w:bCs/>
+              </w:rPr>
+              <w:t>Description</w:t>
+            </w:r>
+          </w:p>
+        </w:tc>
+        <w:tc>
+          <w:tcPr>
+            <w:tcW w:w="0" w:type="auto"/>
+            <w:hideMark/>
+          </w:tcPr>
+          <w:p>
+            <w:pPr>
+              <w:rPr>
+                <w:b/>
+                <w:bCs/>
+              </w:rPr>
+            </w:pPr>
+            <w:r>
+              <w:rPr>
+                <w:b/>
+                <w:bCs/>
+              </w:rPr>
+              <w:t>Impact</w:t>
+            </w:r>
+          </w:p>
+        </w:tc>
+        <w:tc>
+          <w:tcPr>
+            <w:tcW w:w="0" w:type="auto"/>
+            <w:hideMark/>
+          </w:tcPr>
+          <w:p>
+            <w:pPr>
+              <w:rPr>
+                <w:b/>
+                <w:bCs/>
+              </w:rPr>
+            </w:pPr>
+            <w:r>
+              <w:rPr>
+                <w:b/>
+                <w:bCs/>
+              </w:rPr>
+              <w:t>Mitigation</w:t>
+            </w:r>
+          </w:p>
+        </w:tc>
+      </w:tr>
+      <w:tr>
+        <w:tc>
+          <w:tcPr>
+            <w:tcW w:w="0" w:type="auto"/>
+            <w:hideMark/>
+          </w:tcPr>
+          <w:p>
+            <w:r>
+              <w:t>Requirement Misinterpretation</w:t>
+            </w:r>
+          </w:p>
+        </w:tc>
+        <w:tc>
+          <w:tcPr>
+            <w:tcW w:w="0" w:type="auto"/>
+            <w:hideMark/>
+          </w:tcPr>
+          <w:p>
+            <w:r>
+              <w:t>Incorrect understanding of system features</w:t>
+            </w:r>
+          </w:p>
+        </w:tc>
+        <w:tc>
+          <w:tcPr>
+            <w:tcW w:w="0" w:type="auto"/>
+            <w:hideMark/>
+          </w:tcPr>
+          <w:p>
+            <w:r>
+              <w:t>High</w:t>
+            </w:r>
+          </w:p>
+        </w:tc>
+        <w:tc>
+          <w:tcPr>
+            <w:tcW w:w="0" w:type="auto"/>
+            <w:hideMark/>
+          </w:tcPr>
+          <w:p>
+            <w:r>
+              <w:t>Regular review of requirements and validation with scope</w:t>
+            </w:r>
+          </w:p>
+        </w:tc>
+      </w:tr>
+      <w:tr>
+        <w:tc>
+          <w:tcPr>
+            <w:tcW w:w="0" w:type="auto"/>
+            <w:hideMark/>
+          </w:tcPr>
+          <w:p>
+            <w:r>
+              <w:t>Diagram Inconsistency</w:t>
+            </w:r>
+          </w:p>
+        </w:tc>
+        <w:tc>
+          <w:tcPr>
+            <w:tcW w:w="0" w:type="auto"/>
+            <w:hideMark/>
+          </w:tcPr>
+          <w:p>
+            <w:r>
+              <w:t>UML diagrams not aligned with each other</w:t>
+            </w:r>
+          </w:p>
+        </w:tc>
+        <w:tc>
+          <w:tcPr>
+            <w:tcW w:w="0" w:type="auto"/>
+            <w:hideMark/>
+          </w:tcPr>
+          <w:p>
+            <w:r>
+              <w:t>Medium</w:t>
+            </w:r>
+          </w:p>
+        </w:tc>
+        <w:tc>
+          <w:tcPr>
+            <w:tcW w:w="0" w:type="auto"/>
+            <w:hideMark/>
+          </w:tcPr>
+          <w:p>
+            <w:r>
+              <w:t>Maintain consistent naming and shared design structure</w:t>
+            </w:r>
+          </w:p>
+        </w:tc>
+      </w:tr>
+      <w:tr>
+        <w:tc>
+          <w:tcPr>
+            <w:tcW w:w="0" w:type="auto"/>
+            <w:hideMark/>
+          </w:tcPr>
+          <w:p>
+            <w:r>
+              <w:t>Time Management Issues</w:t>
+            </w:r>
+          </w:p>
+        </w:tc>
+        <w:tc>
+          <w:tcPr>
+            <w:tcW w:w="0" w:type="auto"/>
+            <w:hideMark/>
+          </w:tcPr>
+          <w:p>
+            <w:r>
+              <w:t>Delay in completing milestones</w:t>
+            </w:r>
+          </w:p>
+        </w:tc>
+        <w:tc>
+          <w:tcPr>
+            <w:tcW w:w="0" w:type="auto"/>
+            <w:hideMark/>
+          </w:tcPr>
+          <w:p>
+            <w:r>
+              <w:t>High</w:t>
+            </w:r>
+          </w:p>
+        </w:tc>
+        <w:tc>
+          <w:tcPr>
+            <w:tcW w:w="0" w:type="auto"/>
+            <w:hideMark/>
+          </w:tcPr>
+          <w:p>
+            <w:r>
+              <w:t>Follow Gantt chart schedule strictly</w:t>
+            </w:r>
+          </w:p>
+        </w:tc>
+      </w:tr>
+      <w:tr>
+        <w:tc>
+          <w:tcPr>
+            <w:tcW w:w="0" w:type="auto"/>
+            <w:hideMark/>
+          </w:tcPr>
+          <w:p>
+            <w:r>
+              <w:t>Complexity Overload</w:t>
+            </w:r>
+          </w:p>
+        </w:tc>
+        <w:tc>
+          <w:tcPr>
+            <w:tcW w:w="0" w:type="auto"/>
+            <w:hideMark/>
+          </w:tcPr>
+          <w:p>
+            <w:r>
+              <w:t>Overcomplicating system design</w:t>
+            </w:r>
+          </w:p>
+        </w:tc>
+        <w:tc>
+          <w:tcPr>
+            <w:tcW w:w="0" w:type="auto"/>
+            <w:hideMark/>
+          </w:tcPr>
+          <w:p>
+            <w:r>
+              <w:t>Medium</w:t>
+            </w:r>
+          </w:p>
+        </w:tc>
+        <w:tc>
+          <w:tcPr>
+            <w:tcW w:w="0" w:type="auto"/>
+            <w:hideMark/>
+          </w:tcPr>
+          <w:p>
+            <w:r>
+              <w:t>Keep system scope limited and simple</w:t>
+            </w:r>
+          </w:p>
+        </w:tc>
+      </w:tr>
+      <w:tr>
+        <w:tc>
+          <w:tcPr>
+            <w:tcW w:w="0" w:type="auto"/>
+            <w:hideMark/>
+          </w:tcPr>
+          <w:p>
+            <w:r>
+              <w:t>Data Flow Errors</w:t>
+            </w:r>
+          </w:p>
+        </w:tc>
+        <w:tc>
+          <w:tcPr>
+            <w:tcW w:w="0" w:type="auto"/>
+            <w:hideMark/>
+          </w:tcPr>
+          <w:p>
+            <w:r>
+              <w:t>Incorrect relationships in DFD/UML</w:t>
+            </w:r>
+          </w:p>
+        </w:tc>
+        <w:tc>
+          <w:tcPr>
+            <w:tcW w:w="0" w:type="auto"/>
+            <w:hideMark/>
+          </w:tcPr>
+          <w:p>
+            <w:r>
+              <w:t>Medium</w:t>
+            </w:r>
+          </w:p>
+        </w:tc>
+        <w:tc>
+          <w:tcPr>
+            <w:tcW w:w="0" w:type="auto"/>
+            <w:hideMark/>
+          </w:tcPr>
+          <w:p>
+            <w:r>
+              <w:t>Cross-check diagrams before submission</w:t>
+            </w:r>
+          </w:p>
+        </w:tc>
+      </w:tr>
+    </w:tbl>
+    <w:p/>
     <w:p/>
     <w:sectPr>
       <w:pgSz w:w="12240" w:h="15840"/>
@@ -4020,6 +6032,121 @@
     </w:lvl>
   </w:abstractNum>
   <w:abstractNum w:abstractNumId="3" w15:restartNumberingAfterBreak="0">
+    <w:nsid w:val="3A9F3443"/>
+    <w:multiLevelType w:val="hybridMultilevel"/>
+    <w:tmpl w:val="45288A50"/>
+    <w:lvl w:ilvl="0" w:tplc="E1229772">
+      <w:start w:val="1"/>
+      <w:numFmt w:val="bullet"/>
+      <w:lvlText w:val=""/>
+      <w:lvlPicBulletId w:val="1"/>
+      <w:lvlJc w:val="left"/>
+      <w:pPr>
+        <w:ind w:left="720" w:hanging="360"/>
+      </w:pPr>
+      <w:rPr>
+        <w:rFonts w:ascii="Symbol" w:hAnsi="Symbol" w:hint="default"/>
+        <w:color w:val="auto"/>
+      </w:rPr>
+    </w:lvl>
+    <w:lvl w:ilvl="1" w:tplc="04090003" w:tentative="1">
+      <w:start w:val="1"/>
+      <w:numFmt w:val="bullet"/>
+      <w:lvlText w:val="o"/>
+      <w:lvlJc w:val="left"/>
+      <w:pPr>
+        <w:ind w:left="1440" w:hanging="360"/>
+      </w:pPr>
+      <w:rPr>
+        <w:rFonts w:ascii="Courier New" w:hAnsi="Courier New" w:cs="Courier New" w:hint="default"/>
+      </w:rPr>
+    </w:lvl>
+    <w:lvl w:ilvl="2" w:tplc="04090005" w:tentative="1">
+      <w:start w:val="1"/>
+      <w:numFmt w:val="bullet"/>
+      <w:lvlText w:val=""/>
+      <w:lvlJc w:val="left"/>
+      <w:pPr>
+        <w:ind w:left="2160" w:hanging="360"/>
+      </w:pPr>
+      <w:rPr>
+        <w:rFonts w:ascii="Wingdings" w:hAnsi="Wingdings" w:hint="default"/>
+      </w:rPr>
+    </w:lvl>
+    <w:lvl w:ilvl="3" w:tplc="04090001" w:tentative="1">
+      <w:start w:val="1"/>
+      <w:numFmt w:val="bullet"/>
+      <w:lvlText w:val=""/>
+      <w:lvlJc w:val="left"/>
+      <w:pPr>
+        <w:ind w:left="2880" w:hanging="360"/>
+      </w:pPr>
+      <w:rPr>
+        <w:rFonts w:ascii="Symbol" w:hAnsi="Symbol" w:hint="default"/>
+      </w:rPr>
+    </w:lvl>
+    <w:lvl w:ilvl="4" w:tplc="04090003" w:tentative="1">
+      <w:start w:val="1"/>
+      <w:numFmt w:val="bullet"/>
+      <w:lvlText w:val="o"/>
+      <w:lvlJc w:val="left"/>
+      <w:pPr>
+        <w:ind w:left="3600" w:hanging="360"/>
+      </w:pPr>
+      <w:rPr>
+        <w:rFonts w:ascii="Courier New" w:hAnsi="Courier New" w:cs="Courier New" w:hint="default"/>
+      </w:rPr>
+    </w:lvl>
+    <w:lvl w:ilvl="5" w:tplc="04090005" w:tentative="1">
+      <w:start w:val="1"/>
+      <w:numFmt w:val="bullet"/>
+      <w:lvlText w:val=""/>
+      <w:lvlJc w:val="left"/>
+      <w:pPr>
+        <w:ind w:left="4320" w:hanging="360"/>
+      </w:pPr>
+      <w:rPr>
+        <w:rFonts w:ascii="Wingdings" w:hAnsi="Wingdings" w:hint="default"/>
+      </w:rPr>
+    </w:lvl>
+    <w:lvl w:ilvl="6" w:tplc="04090001" w:tentative="1">
+      <w:start w:val="1"/>
+      <w:numFmt w:val="bullet"/>
+      <w:lvlText w:val=""/>
+      <w:lvlJc w:val="left"/>
+      <w:pPr>
+        <w:ind w:left="5040" w:hanging="360"/>
+      </w:pPr>
+      <w:rPr>
+        <w:rFonts w:ascii="Symbol" w:hAnsi="Symbol" w:hint="default"/>
+      </w:rPr>
+    </w:lvl>
+    <w:lvl w:ilvl="7" w:tplc="04090003" w:tentative="1">
+      <w:start w:val="1"/>
+      <w:numFmt w:val="bullet"/>
+      <w:lvlText w:val="o"/>
+      <w:lvlJc w:val="left"/>
+      <w:pPr>
+        <w:ind w:left="5760" w:hanging="360"/>
+      </w:pPr>
+      <w:rPr>
+        <w:rFonts w:ascii="Courier New" w:hAnsi="Courier New" w:cs="Courier New" w:hint="default"/>
+      </w:rPr>
+    </w:lvl>
+    <w:lvl w:ilvl="8" w:tplc="04090005" w:tentative="1">
+      <w:start w:val="1"/>
+      <w:numFmt w:val="bullet"/>
+      <w:lvlText w:val=""/>
+      <w:lvlJc w:val="left"/>
+      <w:pPr>
+        <w:ind w:left="6480" w:hanging="360"/>
+      </w:pPr>
+      <w:rPr>
+        <w:rFonts w:ascii="Wingdings" w:hAnsi="Wingdings" w:hint="default"/>
+      </w:rPr>
+    </w:lvl>
+  </w:abstractNum>
+  <w:abstractNum w:abstractNumId="4" w15:restartNumberingAfterBreak="0">
     <w:nsid w:val="542A1641"/>
     <w:multiLevelType w:val="hybridMultilevel"/>
     <w:tmpl w:val="D840AAFE"/>
@@ -4132,7 +6259,7 @@
       </w:rPr>
     </w:lvl>
   </w:abstractNum>
-  <w:abstractNum w:abstractNumId="4" w15:restartNumberingAfterBreak="0">
+  <w:abstractNum w:abstractNumId="5" w15:restartNumberingAfterBreak="0">
     <w:nsid w:val="5BB20F58"/>
     <w:multiLevelType w:val="hybridMultilevel"/>
     <w:tmpl w:val="9828C11C"/>
@@ -4254,13 +6381,16 @@
     <w:abstractNumId w:val="2"/>
   </w:num>
   <w:num w:numId="3" w16cid:durableId="337578970">
-    <w:abstractNumId w:val="3"/>
+    <w:abstractNumId w:val="4"/>
   </w:num>
   <w:num w:numId="4" w16cid:durableId="932202503">
     <w:abstractNumId w:val="0"/>
   </w:num>
   <w:num w:numId="5" w16cid:durableId="460929269">
-    <w:abstractNumId w:val="4"/>
+    <w:abstractNumId w:val="5"/>
+  </w:num>
+  <w:num w:numId="6" w16cid:durableId="1351299313">
+    <w:abstractNumId w:val="3"/>
   </w:num>
 </w:numbering>
 </file>
@@ -4724,7 +6854,6 @@
     <w:next w:val="Normal"/>
     <w:link w:val="Heading3Char"/>
     <w:uiPriority w:val="9"/>
-    <w:semiHidden/>
     <w:unhideWhenUsed/>
     <w:qFormat/>
     <w:rsid w:val="001632C2"/>
@@ -4929,7 +7058,6 @@
     <w:basedOn w:val="DefaultParagraphFont"/>
     <w:link w:val="Heading3"/>
     <w:uiPriority w:val="9"/>
-    <w:semiHidden/>
     <w:rsid w:val="001632C2"/>
     <w:rPr>
       <w:rFonts w:asciiTheme="majorHAnsi" w:eastAsiaTheme="majorEastAsia" w:hAnsiTheme="majorHAnsi" w:cstheme="majorBidi"/>
